--- a/8-资源管理/运行记录类文件/080201-运维资源应用情况说明.docx
+++ b/8-资源管理/运行记录类文件/080201-运维资源应用情况说明.docx
@@ -5875,13 +5875,13 @@
     <w:p>
       <w:pPr>
         <w:ind w:left="0" w:leftChars="0" w:right="0" w:rightChars="0" w:firstLine="0" w:firstLineChars="0"/>
-        <w:jc w:val="center"/>
+        <w:jc w:val="both"/>
       </w:pPr>
       <w:r>
         <w:drawing>
           <wp:inline distT="0" distB="0" distL="114300" distR="114300">
-            <wp:extent cx="2609215" cy="1236980"/>
-            <wp:effectExtent l="0" t="0" r="12065" b="12700"/>
+            <wp:extent cx="5737860" cy="2720340"/>
+            <wp:effectExtent l="0" t="0" r="15240" b="3810"/>
             <wp:docPr id="20" name="图片 17"/>
             <wp:cNvGraphicFramePr>
               <a:graphicFrameLocks xmlns:a="http://schemas.openxmlformats.org/drawingml/2006/main" noChangeAspect="1"/>
@@ -5904,7 +5904,7 @@
                   <pic:spPr>
                     <a:xfrm>
                       <a:off x="0" y="0"/>
-                      <a:ext cx="2609215" cy="1236980"/>
+                      <a:ext cx="5737860" cy="2720340"/>
                     </a:xfrm>
                     <a:prstGeom prst="rect">
                       <a:avLst/>
@@ -6166,13 +6166,13 @@
         <w:autoSpaceDN w:val="0"/>
         <w:spacing w:before="160" w:after="0" w:line="360" w:lineRule="auto"/>
         <w:ind w:left="0" w:leftChars="0" w:right="0" w:rightChars="0" w:firstLine="0" w:firstLineChars="0"/>
-        <w:jc w:val="center"/>
+        <w:jc w:val="both"/>
       </w:pPr>
       <w:r>
         <w:drawing>
           <wp:inline distT="0" distB="0" distL="114300" distR="114300">
-            <wp:extent cx="5260975" cy="1543050"/>
-            <wp:effectExtent l="0" t="0" r="12065" b="11430"/>
+            <wp:extent cx="6150610" cy="1804035"/>
+            <wp:effectExtent l="0" t="0" r="2540" b="5715"/>
             <wp:docPr id="16" name="图片 13"/>
             <wp:cNvGraphicFramePr>
               <a:graphicFrameLocks xmlns:a="http://schemas.openxmlformats.org/drawingml/2006/main" noChangeAspect="1"/>
@@ -6195,7 +6195,7 @@
                   <pic:spPr>
                     <a:xfrm>
                       <a:off x="0" y="0"/>
-                      <a:ext cx="5260975" cy="1543050"/>
+                      <a:ext cx="6150610" cy="1804035"/>
                     </a:xfrm>
                     <a:prstGeom prst="rect">
                       <a:avLst/>
@@ -6704,8 +6704,8 @@
       <w:r>
         <w:drawing>
           <wp:inline distT="0" distB="0" distL="114300" distR="114300">
-            <wp:extent cx="4001770" cy="1558925"/>
-            <wp:effectExtent l="0" t="0" r="6350" b="10795"/>
+            <wp:extent cx="5360670" cy="2088515"/>
+            <wp:effectExtent l="0" t="0" r="11430" b="6985"/>
             <wp:docPr id="23" name="图片 20"/>
             <wp:cNvGraphicFramePr>
               <a:graphicFrameLocks xmlns:a="http://schemas.openxmlformats.org/drawingml/2006/main" noChangeAspect="1"/>
@@ -6728,7 +6728,7 @@
                   <pic:spPr>
                     <a:xfrm>
                       <a:off x="0" y="0"/>
-                      <a:ext cx="4001770" cy="1558925"/>
+                      <a:ext cx="5360670" cy="2088515"/>
                     </a:xfrm>
                     <a:prstGeom prst="rect">
                       <a:avLst/>
@@ -7521,21 +7521,6 @@
     </w:p>
     <w:p>
       <w:pPr>
-        <w:rPr>
-          <w:rFonts w:hint="eastAsia"/>
-          <w:lang w:val="en-US" w:eastAsia="zh-CN"/>
-        </w:rPr>
-      </w:pPr>
-      <w:r>
-        <w:rPr>
-          <w:rFonts w:hint="eastAsia"/>
-          <w:lang w:val="en-US" w:eastAsia="zh-CN"/>
-        </w:rPr>
-        <w:br w:type="page"/>
-      </w:r>
-    </w:p>
-    <w:p>
-      <w:pPr>
         <w:pStyle w:val="29"/>
         <w:ind w:left="0" w:leftChars="0" w:right="0" w:rightChars="0" w:firstLine="0" w:firstLineChars="0"/>
         <w:jc w:val="center"/>
@@ -7648,8 +7633,8 @@
       <w:r>
         <w:drawing>
           <wp:inline distT="0" distB="0" distL="114300" distR="114300">
-            <wp:extent cx="3895725" cy="1942465"/>
-            <wp:effectExtent l="0" t="0" r="5715" b="8255"/>
+            <wp:extent cx="6114415" cy="3049270"/>
+            <wp:effectExtent l="0" t="0" r="635" b="17780"/>
             <wp:docPr id="6" name="图片 5"/>
             <wp:cNvGraphicFramePr>
               <a:graphicFrameLocks xmlns:a="http://schemas.openxmlformats.org/drawingml/2006/main" noChangeAspect="1"/>
@@ -7672,7 +7657,7 @@
                   <pic:spPr>
                     <a:xfrm>
                       <a:off x="0" y="0"/>
-                      <a:ext cx="3895725" cy="1942465"/>
+                      <a:ext cx="6114415" cy="3049270"/>
                     </a:xfrm>
                     <a:prstGeom prst="rect">
                       <a:avLst/>
@@ -7873,8 +7858,8 @@
       <w:r>
         <w:drawing>
           <wp:inline distT="0" distB="0" distL="0" distR="0">
-            <wp:extent cx="5274310" cy="2164715"/>
-            <wp:effectExtent l="0" t="0" r="2540" b="6985"/>
+            <wp:extent cx="6012180" cy="2467610"/>
+            <wp:effectExtent l="0" t="0" r="7620" b="8890"/>
             <wp:docPr id="353121497" name="图片 19" descr="2"/>
             <wp:cNvGraphicFramePr>
               <a:graphicFrameLocks xmlns:a="http://schemas.openxmlformats.org/drawingml/2006/main" noChangeAspect="1"/>
@@ -7904,7 +7889,7 @@
                   <pic:spPr>
                     <a:xfrm>
                       <a:off x="0" y="0"/>
-                      <a:ext cx="5274310" cy="2164715"/>
+                      <a:ext cx="6012180" cy="2467610"/>
                     </a:xfrm>
                     <a:prstGeom prst="rect">
                       <a:avLst/>
@@ -7935,8 +7920,8 @@
       <w:r>
         <w:drawing>
           <wp:inline distT="0" distB="0" distL="114300" distR="114300">
-            <wp:extent cx="5268595" cy="2004060"/>
-            <wp:effectExtent l="0" t="0" r="4445" b="7620"/>
+            <wp:extent cx="5996305" cy="2280920"/>
+            <wp:effectExtent l="0" t="0" r="4445" b="5080"/>
             <wp:docPr id="7" name="图片 6"/>
             <wp:cNvGraphicFramePr>
               <a:graphicFrameLocks xmlns:a="http://schemas.openxmlformats.org/drawingml/2006/main" noChangeAspect="1"/>
@@ -7959,7 +7944,7 @@
                   <pic:spPr>
                     <a:xfrm>
                       <a:off x="0" y="0"/>
-                      <a:ext cx="5268595" cy="2004060"/>
+                      <a:ext cx="5996305" cy="2280920"/>
                     </a:xfrm>
                     <a:prstGeom prst="rect">
                       <a:avLst/>
@@ -7980,8 +7965,8 @@
       <w:r>
         <w:drawing>
           <wp:inline distT="0" distB="0" distL="114300" distR="114300">
-            <wp:extent cx="5257800" cy="2538730"/>
-            <wp:effectExtent l="0" t="0" r="0" b="6350"/>
+            <wp:extent cx="6064885" cy="2928620"/>
+            <wp:effectExtent l="0" t="0" r="12065" b="5080"/>
             <wp:docPr id="5" name="图片 4"/>
             <wp:cNvGraphicFramePr>
               <a:graphicFrameLocks xmlns:a="http://schemas.openxmlformats.org/drawingml/2006/main" noChangeAspect="1"/>
@@ -8004,7 +7989,7 @@
                   <pic:spPr>
                     <a:xfrm>
                       <a:off x="0" y="0"/>
-                      <a:ext cx="5257800" cy="2538730"/>
+                      <a:ext cx="6064885" cy="2928620"/>
                     </a:xfrm>
                     <a:prstGeom prst="rect">
                       <a:avLst/>
@@ -8148,8 +8133,8 @@
       <w:r>
         <w:drawing>
           <wp:inline distT="0" distB="0" distL="114300" distR="114300">
-            <wp:extent cx="5268595" cy="1657985"/>
-            <wp:effectExtent l="0" t="0" r="4445" b="3175"/>
+            <wp:extent cx="5890260" cy="1853565"/>
+            <wp:effectExtent l="0" t="0" r="15240" b="13335"/>
             <wp:docPr id="8" name="图片 7"/>
             <wp:cNvGraphicFramePr>
               <a:graphicFrameLocks xmlns:a="http://schemas.openxmlformats.org/drawingml/2006/main" noChangeAspect="1"/>
@@ -8172,7 +8157,7 @@
                   <pic:spPr>
                     <a:xfrm>
                       <a:off x="0" y="0"/>
-                      <a:ext cx="5268595" cy="1657985"/>
+                      <a:ext cx="5890260" cy="1853565"/>
                     </a:xfrm>
                     <a:prstGeom prst="rect">
                       <a:avLst/>
@@ -8331,8 +8316,8 @@
       <w:r>
         <w:drawing>
           <wp:inline distT="0" distB="0" distL="114300" distR="114300">
-            <wp:extent cx="5266055" cy="1541780"/>
-            <wp:effectExtent l="0" t="0" r="6985" b="12700"/>
+            <wp:extent cx="5940425" cy="1739265"/>
+            <wp:effectExtent l="0" t="0" r="3175" b="13335"/>
             <wp:docPr id="9" name="图片 8"/>
             <wp:cNvGraphicFramePr>
               <a:graphicFrameLocks xmlns:a="http://schemas.openxmlformats.org/drawingml/2006/main" noChangeAspect="1"/>
@@ -8355,7 +8340,7 @@
                   <pic:spPr>
                     <a:xfrm>
                       <a:off x="0" y="0"/>
-                      <a:ext cx="5266055" cy="1541780"/>
+                      <a:ext cx="5940425" cy="1739265"/>
                     </a:xfrm>
                     <a:prstGeom prst="rect">
                       <a:avLst/>
@@ -8574,8 +8559,8 @@
       <w:r>
         <w:drawing>
           <wp:inline distT="0" distB="0" distL="114300" distR="114300">
-            <wp:extent cx="5260340" cy="2515235"/>
-            <wp:effectExtent l="0" t="0" r="12700" b="14605"/>
+            <wp:extent cx="5742305" cy="2745740"/>
+            <wp:effectExtent l="0" t="0" r="10795" b="16510"/>
             <wp:docPr id="10" name="图片 9"/>
             <wp:cNvGraphicFramePr>
               <a:graphicFrameLocks xmlns:a="http://schemas.openxmlformats.org/drawingml/2006/main" noChangeAspect="1"/>
@@ -8598,7 +8583,7 @@
                   <pic:spPr>
                     <a:xfrm>
                       <a:off x="0" y="0"/>
-                      <a:ext cx="5260340" cy="2515235"/>
+                      <a:ext cx="5742305" cy="2745740"/>
                     </a:xfrm>
                     <a:prstGeom prst="rect">
                       <a:avLst/>
@@ -8614,11 +8599,17 @@
           </wp:inline>
         </w:drawing>
       </w:r>
+    </w:p>
+    <w:p>
+      <w:pPr>
+        <w:ind w:left="0" w:leftChars="0" w:right="0" w:rightChars="0" w:firstLine="0" w:firstLineChars="0"/>
+        <w:jc w:val="center"/>
+      </w:pPr>
       <w:r>
         <w:drawing>
           <wp:inline distT="0" distB="0" distL="114300" distR="114300">
-            <wp:extent cx="5262245" cy="1935480"/>
-            <wp:effectExtent l="0" t="0" r="10795" b="0"/>
+            <wp:extent cx="5743575" cy="2112645"/>
+            <wp:effectExtent l="0" t="0" r="9525" b="1905"/>
             <wp:docPr id="11" name="图片 10"/>
             <wp:cNvGraphicFramePr>
               <a:graphicFrameLocks xmlns:a="http://schemas.openxmlformats.org/drawingml/2006/main" noChangeAspect="1"/>
@@ -8641,7 +8632,7 @@
                   <pic:spPr>
                     <a:xfrm>
                       <a:off x="0" y="0"/>
-                      <a:ext cx="5262245" cy="1935480"/>
+                      <a:ext cx="5743575" cy="2112645"/>
                     </a:xfrm>
                     <a:prstGeom prst="rect">
                       <a:avLst/>
@@ -8657,11 +8648,17 @@
           </wp:inline>
         </w:drawing>
       </w:r>
+    </w:p>
+    <w:p>
+      <w:pPr>
+        <w:ind w:left="0" w:leftChars="0" w:right="0" w:rightChars="0" w:firstLine="0" w:firstLineChars="0"/>
+        <w:jc w:val="center"/>
+      </w:pPr>
       <w:r>
         <w:drawing>
           <wp:inline distT="0" distB="0" distL="114300" distR="114300">
-            <wp:extent cx="5263515" cy="1848485"/>
-            <wp:effectExtent l="0" t="0" r="9525" b="10795"/>
+            <wp:extent cx="5735955" cy="2014220"/>
+            <wp:effectExtent l="0" t="0" r="17145" b="5080"/>
             <wp:docPr id="12" name="图片 11"/>
             <wp:cNvGraphicFramePr>
               <a:graphicFrameLocks xmlns:a="http://schemas.openxmlformats.org/drawingml/2006/main" noChangeAspect="1"/>
@@ -8684,7 +8681,7 @@
                   <pic:spPr>
                     <a:xfrm>
                       <a:off x="0" y="0"/>
-                      <a:ext cx="5263515" cy="1848485"/>
+                      <a:ext cx="5735955" cy="2014220"/>
                     </a:xfrm>
                     <a:prstGeom prst="rect">
                       <a:avLst/>
@@ -8700,11 +8697,17 @@
           </wp:inline>
         </w:drawing>
       </w:r>
+    </w:p>
+    <w:p>
+      <w:pPr>
+        <w:ind w:left="0" w:leftChars="0" w:right="0" w:rightChars="0" w:firstLine="0" w:firstLineChars="0"/>
+        <w:jc w:val="center"/>
+      </w:pPr>
       <w:r>
         <w:drawing>
           <wp:inline distT="0" distB="0" distL="114300" distR="114300">
-            <wp:extent cx="5267325" cy="2075180"/>
-            <wp:effectExtent l="0" t="0" r="5715" b="12700"/>
+            <wp:extent cx="5853430" cy="2306320"/>
+            <wp:effectExtent l="0" t="0" r="13970" b="17780"/>
             <wp:docPr id="13" name="图片 12"/>
             <wp:cNvGraphicFramePr>
               <a:graphicFrameLocks xmlns:a="http://schemas.openxmlformats.org/drawingml/2006/main" noChangeAspect="1"/>
@@ -8727,7 +8730,7 @@
                   <pic:spPr>
                     <a:xfrm>
                       <a:off x="0" y="0"/>
-                      <a:ext cx="5267325" cy="2075180"/>
+                      <a:ext cx="5853430" cy="2306320"/>
                     </a:xfrm>
                     <a:prstGeom prst="rect">
                       <a:avLst/>
@@ -8743,11 +8746,17 @@
           </wp:inline>
         </w:drawing>
       </w:r>
+    </w:p>
+    <w:p>
+      <w:pPr>
+        <w:ind w:left="0" w:leftChars="0" w:right="0" w:rightChars="0" w:firstLine="0" w:firstLineChars="0"/>
+        <w:jc w:val="center"/>
+      </w:pPr>
       <w:r>
         <w:drawing>
           <wp:inline distT="0" distB="0" distL="114300" distR="114300">
-            <wp:extent cx="5268595" cy="2169160"/>
-            <wp:effectExtent l="0" t="0" r="4445" b="10160"/>
+            <wp:extent cx="5853430" cy="2409825"/>
+            <wp:effectExtent l="0" t="0" r="13970" b="9525"/>
             <wp:docPr id="15" name="图片 13"/>
             <wp:cNvGraphicFramePr>
               <a:graphicFrameLocks xmlns:a="http://schemas.openxmlformats.org/drawingml/2006/main" noChangeAspect="1"/>
@@ -8770,7 +8779,7 @@
                   <pic:spPr>
                     <a:xfrm>
                       <a:off x="0" y="0"/>
-                      <a:ext cx="5268595" cy="2169160"/>
+                      <a:ext cx="5853430" cy="2409825"/>
                     </a:xfrm>
                     <a:prstGeom prst="rect">
                       <a:avLst/>
@@ -9001,8 +9010,6 @@
         </w:rPr>
         <w:t>8</w:t>
       </w:r>
-      <w:bookmarkStart w:id="55" w:name="_GoBack"/>
-      <w:bookmarkEnd w:id="55"/>
       <w:r>
         <w:rPr>
           <w:rFonts w:ascii="宋体" w:hAnsi="宋体" w:eastAsia="宋体" w:cs="宋体"/>
@@ -9293,7 +9300,7 @@
           <w:rFonts w:hint="eastAsia"/>
           <w:lang w:val="en-US" w:eastAsia="zh-CN"/>
         </w:rPr>
-        <w:t>运维服务能力指标体系中客户满意度≥95.5分，成功回访事件覆盖率≥95%，投诉24小时内有效处理率100%；此项运维服务指标制定以来，三个指标基本达成。</w:t>
+        <w:t>运维服务能力指标体系中客户满意度≥95.5分，成功回访事件覆盖率≥60%，投诉24小时内有效处理率100%；此项运维服务指标制定以来，三个指标基本达成。</w:t>
       </w:r>
     </w:p>
     <w:p>
@@ -10657,7 +10664,7 @@
         <w:drawing>
           <wp:inline distT="0" distB="0" distL="114300" distR="114300">
             <wp:extent cx="5261610" cy="2994025"/>
-            <wp:effectExtent l="0" t="0" r="11430" b="8255"/>
+            <wp:effectExtent l="0" t="0" r="15240" b="15875"/>
             <wp:docPr id="30" name="图片 16"/>
             <wp:cNvGraphicFramePr>
               <a:graphicFrameLocks xmlns:a="http://schemas.openxmlformats.org/drawingml/2006/main" noChangeAspect="1"/>
@@ -10732,7 +10739,16 @@
         <w:bidi w:val="0"/>
       </w:pPr>
       <w:r>
-        <w:t>运维服务KPI 指标中服务知识的知识分类覆盖率≥90%，此项KPI 指标第一季度达到96%，第二季度达到95%。公司一直以来鼓励员工分享知识，每年底对知识贡献突出人员给予相应的奖励。</w:t>
+        <w:t>运维服务KPI 指标中服务知识的</w:t>
+      </w:r>
+      <w:r>
+        <w:rPr>
+          <w:rFonts w:hint="eastAsia"/>
+        </w:rPr>
+        <w:t>知识利用率</w:t>
+      </w:r>
+      <w:r>
+        <w:t>≥90%，此项KPI 指标第一季度达到96%，第二季度达到95%。公司一直以来鼓励员工分享知识，每年底对知识贡献突出人员给予相应的奖励。</w:t>
       </w:r>
     </w:p>
     <w:p>
@@ -11145,8 +11161,8 @@
       <w:r>
         <w:drawing>
           <wp:inline distT="0" distB="0" distL="114300" distR="114300">
-            <wp:extent cx="5575300" cy="1727835"/>
-            <wp:effectExtent l="0" t="0" r="2540" b="9525"/>
+            <wp:extent cx="5789930" cy="1794510"/>
+            <wp:effectExtent l="0" t="0" r="1270" b="15240"/>
             <wp:docPr id="32" name="图片 18"/>
             <wp:cNvGraphicFramePr>
               <a:graphicFrameLocks xmlns:a="http://schemas.openxmlformats.org/drawingml/2006/main" noChangeAspect="1"/>
@@ -11169,7 +11185,7 @@
                   <pic:spPr>
                     <a:xfrm>
                       <a:off x="0" y="0"/>
-                      <a:ext cx="5575300" cy="1727835"/>
+                      <a:ext cx="5789930" cy="1794510"/>
                     </a:xfrm>
                     <a:prstGeom prst="rect">
                       <a:avLst/>
@@ -11537,8 +11553,8 @@
       <w:r>
         <w:drawing>
           <wp:inline distT="0" distB="0" distL="114300" distR="114300">
-            <wp:extent cx="5257800" cy="2538730"/>
-            <wp:effectExtent l="0" t="0" r="0" b="6350"/>
+            <wp:extent cx="5729605" cy="2766695"/>
+            <wp:effectExtent l="0" t="0" r="4445" b="14605"/>
             <wp:docPr id="34" name="图片 4"/>
             <wp:cNvGraphicFramePr>
               <a:graphicFrameLocks xmlns:a="http://schemas.openxmlformats.org/drawingml/2006/main" noChangeAspect="1"/>
@@ -11561,7 +11577,7 @@
                   <pic:spPr>
                     <a:xfrm>
                       <a:off x="0" y="0"/>
-                      <a:ext cx="5257800" cy="2538730"/>
+                      <a:ext cx="5729605" cy="2766695"/>
                     </a:xfrm>
                     <a:prstGeom prst="rect">
                       <a:avLst/>
@@ -11686,6 +11702,8 @@
         </w:rPr>
         <w:t>无</w:t>
       </w:r>
+      <w:bookmarkStart w:id="55" w:name="_GoBack"/>
+      <w:bookmarkEnd w:id="55"/>
     </w:p>
     <w:sectPr>
       <w:headerReference r:id="rId5" w:type="default"/>
